--- a/CPP-Fundamentals/pdfs/strings.docx
+++ b/CPP-Fundamentals/pdfs/strings.docx
@@ -97,39 +97,26 @@
           <w14:ligatures w14:val="none"/>
         </w:rPr>
       </w:pPr>
-      <w:proofErr w:type="gramStart"/>
-      <w:r>
-        <w:rPr>
-          <w:rFonts w:ascii="Times New Roman" w:eastAsia="Times New Roman" w:hAnsi="Times New Roman" w:cs="Times New Roman"/>
-          <w:kern w:val="0"/>
-          <w:sz w:val="32"/>
-          <w:szCs w:val="32"/>
-          <w14:ligatures w14:val="none"/>
-        </w:rPr>
-        <w:t>size(</w:t>
-      </w:r>
-      <w:proofErr w:type="gramEnd"/>
-      <w:r>
-        <w:rPr>
-          <w:rFonts w:ascii="Times New Roman" w:eastAsia="Times New Roman" w:hAnsi="Times New Roman" w:cs="Times New Roman"/>
-          <w:kern w:val="0"/>
-          <w:sz w:val="32"/>
-          <w:szCs w:val="32"/>
-          <w14:ligatures w14:val="none"/>
-        </w:rPr>
-        <w:t>)</w:t>
-      </w:r>
-      <w:r>
-        <w:rPr>
-          <w:rFonts w:ascii="Times New Roman" w:eastAsia="Times New Roman" w:hAnsi="Times New Roman" w:cs="Times New Roman"/>
-          <w:kern w:val="0"/>
-          <w:sz w:val="32"/>
-          <w:szCs w:val="32"/>
-          <w14:ligatures w14:val="none"/>
-        </w:rPr>
-        <w:tab/>
-      </w:r>
-      <w:proofErr w:type="spellStart"/>
+      <w:r>
+        <w:rPr>
+          <w:rFonts w:ascii="Times New Roman" w:eastAsia="Times New Roman" w:hAnsi="Times New Roman" w:cs="Times New Roman"/>
+          <w:kern w:val="0"/>
+          <w:sz w:val="32"/>
+          <w:szCs w:val="32"/>
+          <w14:ligatures w14:val="none"/>
+        </w:rPr>
+        <w:t>size()</w:t>
+      </w:r>
+      <w:r>
+        <w:rPr>
+          <w:rFonts w:ascii="Times New Roman" w:eastAsia="Times New Roman" w:hAnsi="Times New Roman" w:cs="Times New Roman"/>
+          <w:kern w:val="0"/>
+          <w:sz w:val="32"/>
+          <w:szCs w:val="32"/>
+          <w14:ligatures w14:val="none"/>
+        </w:rPr>
+        <w:tab/>
+      </w:r>
       <w:r>
         <w:rPr>
           <w:rFonts w:ascii="Times New Roman" w:eastAsia="Times New Roman" w:hAnsi="Times New Roman" w:cs="Times New Roman"/>
@@ -140,7 +127,6 @@
         </w:rPr>
         <w:t>size_t</w:t>
       </w:r>
-      <w:proofErr w:type="spellEnd"/>
       <w:r>
         <w:rPr>
           <w:rFonts w:ascii="Times New Roman" w:eastAsia="Times New Roman" w:hAnsi="Times New Roman" w:cs="Times New Roman"/>
@@ -178,39 +164,26 @@
           <w14:ligatures w14:val="none"/>
         </w:rPr>
       </w:pPr>
-      <w:proofErr w:type="gramStart"/>
-      <w:r>
-        <w:rPr>
-          <w:rFonts w:ascii="Times New Roman" w:eastAsia="Times New Roman" w:hAnsi="Times New Roman" w:cs="Times New Roman"/>
-          <w:kern w:val="0"/>
-          <w:sz w:val="32"/>
-          <w:szCs w:val="32"/>
-          <w14:ligatures w14:val="none"/>
-        </w:rPr>
-        <w:t>length(</w:t>
-      </w:r>
-      <w:proofErr w:type="gramEnd"/>
-      <w:r>
-        <w:rPr>
-          <w:rFonts w:ascii="Times New Roman" w:eastAsia="Times New Roman" w:hAnsi="Times New Roman" w:cs="Times New Roman"/>
-          <w:kern w:val="0"/>
-          <w:sz w:val="32"/>
-          <w:szCs w:val="32"/>
-          <w14:ligatures w14:val="none"/>
-        </w:rPr>
-        <w:t>)</w:t>
-      </w:r>
-      <w:r>
-        <w:rPr>
-          <w:rFonts w:ascii="Times New Roman" w:eastAsia="Times New Roman" w:hAnsi="Times New Roman" w:cs="Times New Roman"/>
-          <w:kern w:val="0"/>
-          <w:sz w:val="32"/>
-          <w:szCs w:val="32"/>
-          <w14:ligatures w14:val="none"/>
-        </w:rPr>
-        <w:tab/>
-      </w:r>
-      <w:proofErr w:type="spellStart"/>
+      <w:r>
+        <w:rPr>
+          <w:rFonts w:ascii="Times New Roman" w:eastAsia="Times New Roman" w:hAnsi="Times New Roman" w:cs="Times New Roman"/>
+          <w:kern w:val="0"/>
+          <w:sz w:val="32"/>
+          <w:szCs w:val="32"/>
+          <w14:ligatures w14:val="none"/>
+        </w:rPr>
+        <w:t>length()</w:t>
+      </w:r>
+      <w:r>
+        <w:rPr>
+          <w:rFonts w:ascii="Times New Roman" w:eastAsia="Times New Roman" w:hAnsi="Times New Roman" w:cs="Times New Roman"/>
+          <w:kern w:val="0"/>
+          <w:sz w:val="32"/>
+          <w:szCs w:val="32"/>
+          <w14:ligatures w14:val="none"/>
+        </w:rPr>
+        <w:tab/>
+      </w:r>
       <w:r>
         <w:rPr>
           <w:rFonts w:ascii="Times New Roman" w:eastAsia="Times New Roman" w:hAnsi="Times New Roman" w:cs="Times New Roman"/>
@@ -221,48 +194,25 @@
         </w:rPr>
         <w:t>size_t</w:t>
       </w:r>
-      <w:proofErr w:type="spellEnd"/>
-      <w:r>
-        <w:rPr>
-          <w:rFonts w:ascii="Times New Roman" w:eastAsia="Times New Roman" w:hAnsi="Times New Roman" w:cs="Times New Roman"/>
-          <w:kern w:val="0"/>
-          <w:sz w:val="32"/>
-          <w:szCs w:val="32"/>
-          <w14:ligatures w14:val="none"/>
-        </w:rPr>
-        <w:tab/>
-      </w:r>
-      <w:r>
-        <w:rPr>
-          <w:rFonts w:ascii="Times New Roman" w:eastAsia="Times New Roman" w:hAnsi="Times New Roman" w:cs="Times New Roman"/>
-          <w:kern w:val="0"/>
-          <w:sz w:val="32"/>
-          <w:szCs w:val="32"/>
-          <w14:ligatures w14:val="none"/>
-        </w:rPr>
-        <w:t xml:space="preserve">Same as </w:t>
-      </w:r>
-      <w:proofErr w:type="gramStart"/>
-      <w:r>
-        <w:rPr>
-          <w:rFonts w:ascii="Times New Roman" w:eastAsia="Times New Roman" w:hAnsi="Times New Roman" w:cs="Times New Roman"/>
-          <w:kern w:val="0"/>
-          <w:sz w:val="32"/>
-          <w:szCs w:val="32"/>
-          <w14:ligatures w14:val="none"/>
-        </w:rPr>
-        <w:t>size(</w:t>
-      </w:r>
-      <w:proofErr w:type="gramEnd"/>
-      <w:r>
-        <w:rPr>
-          <w:rFonts w:ascii="Times New Roman" w:eastAsia="Times New Roman" w:hAnsi="Times New Roman" w:cs="Times New Roman"/>
-          <w:kern w:val="0"/>
-          <w:sz w:val="32"/>
-          <w:szCs w:val="32"/>
-          <w14:ligatures w14:val="none"/>
-        </w:rPr>
-        <w:t>)</w:t>
+      <w:r>
+        <w:rPr>
+          <w:rFonts w:ascii="Times New Roman" w:eastAsia="Times New Roman" w:hAnsi="Times New Roman" w:cs="Times New Roman"/>
+          <w:kern w:val="0"/>
+          <w:sz w:val="32"/>
+          <w:szCs w:val="32"/>
+          <w14:ligatures w14:val="none"/>
+        </w:rPr>
+        <w:tab/>
+      </w:r>
+      <w:r>
+        <w:rPr>
+          <w:rFonts w:ascii="Times New Roman" w:eastAsia="Times New Roman" w:hAnsi="Times New Roman" w:cs="Times New Roman"/>
+          <w:kern w:val="0"/>
+          <w:sz w:val="32"/>
+          <w:szCs w:val="32"/>
+          <w14:ligatures w14:val="none"/>
+        </w:rPr>
+        <w:t>Same as size()</w:t>
       </w:r>
     </w:p>
     <w:p>
@@ -281,27 +231,15 @@
           <w14:ligatures w14:val="none"/>
         </w:rPr>
       </w:pPr>
-      <w:proofErr w:type="gramStart"/>
-      <w:r>
-        <w:rPr>
-          <w:rFonts w:ascii="Times New Roman" w:eastAsia="Times New Roman" w:hAnsi="Times New Roman" w:cs="Times New Roman"/>
-          <w:kern w:val="0"/>
-          <w:sz w:val="32"/>
-          <w:szCs w:val="32"/>
-          <w14:ligatures w14:val="none"/>
-        </w:rPr>
-        <w:t>empty(</w:t>
-      </w:r>
-      <w:proofErr w:type="gramEnd"/>
-      <w:r>
-        <w:rPr>
-          <w:rFonts w:ascii="Times New Roman" w:eastAsia="Times New Roman" w:hAnsi="Times New Roman" w:cs="Times New Roman"/>
-          <w:kern w:val="0"/>
-          <w:sz w:val="32"/>
-          <w:szCs w:val="32"/>
-          <w14:ligatures w14:val="none"/>
-        </w:rPr>
-        <w:t>)</w:t>
+      <w:r>
+        <w:rPr>
+          <w:rFonts w:ascii="Times New Roman" w:eastAsia="Times New Roman" w:hAnsi="Times New Roman" w:cs="Times New Roman"/>
+          <w:kern w:val="0"/>
+          <w:sz w:val="32"/>
+          <w:szCs w:val="32"/>
+          <w14:ligatures w14:val="none"/>
+        </w:rPr>
+        <w:t>empty()</w:t>
       </w:r>
       <w:r>
         <w:rPr>
@@ -360,39 +298,15 @@
           <w14:ligatures w14:val="none"/>
         </w:rPr>
       </w:pPr>
-      <w:proofErr w:type="gramStart"/>
-      <w:r>
-        <w:rPr>
-          <w:rFonts w:ascii="Times New Roman" w:eastAsia="Times New Roman" w:hAnsi="Times New Roman" w:cs="Times New Roman"/>
-          <w:kern w:val="0"/>
-          <w:sz w:val="32"/>
-          <w:szCs w:val="32"/>
-          <w14:ligatures w14:val="none"/>
-        </w:rPr>
-        <w:t>at(</w:t>
-      </w:r>
-      <w:proofErr w:type="spellStart"/>
-      <w:proofErr w:type="gramEnd"/>
-      <w:r>
-        <w:rPr>
-          <w:rFonts w:ascii="Times New Roman" w:eastAsia="Times New Roman" w:hAnsi="Times New Roman" w:cs="Times New Roman"/>
-          <w:kern w:val="0"/>
-          <w:sz w:val="32"/>
-          <w:szCs w:val="32"/>
-          <w14:ligatures w14:val="none"/>
-        </w:rPr>
-        <w:t>size_t</w:t>
-      </w:r>
-      <w:proofErr w:type="spellEnd"/>
-      <w:r>
-        <w:rPr>
-          <w:rFonts w:ascii="Times New Roman" w:eastAsia="Times New Roman" w:hAnsi="Times New Roman" w:cs="Times New Roman"/>
-          <w:kern w:val="0"/>
-          <w:sz w:val="32"/>
-          <w:szCs w:val="32"/>
-          <w14:ligatures w14:val="none"/>
-        </w:rPr>
-        <w:t xml:space="preserve"> pos)</w:t>
+      <w:r>
+        <w:rPr>
+          <w:rFonts w:ascii="Times New Roman" w:eastAsia="Times New Roman" w:hAnsi="Times New Roman" w:cs="Times New Roman"/>
+          <w:kern w:val="0"/>
+          <w:sz w:val="32"/>
+          <w:szCs w:val="32"/>
+          <w14:ligatures w14:val="none"/>
+        </w:rPr>
+        <w:t>at(size_t pos)</w:t>
       </w:r>
       <w:r>
         <w:rPr>
@@ -451,27 +365,15 @@
           <w14:ligatures w14:val="none"/>
         </w:rPr>
       </w:pPr>
-      <w:proofErr w:type="gramStart"/>
-      <w:r>
-        <w:rPr>
-          <w:rFonts w:ascii="Times New Roman" w:eastAsia="Times New Roman" w:hAnsi="Times New Roman" w:cs="Times New Roman"/>
-          <w:kern w:val="0"/>
-          <w:sz w:val="32"/>
-          <w:szCs w:val="32"/>
-          <w14:ligatures w14:val="none"/>
-        </w:rPr>
-        <w:t>front(</w:t>
-      </w:r>
-      <w:proofErr w:type="gramEnd"/>
-      <w:r>
-        <w:rPr>
-          <w:rFonts w:ascii="Times New Roman" w:eastAsia="Times New Roman" w:hAnsi="Times New Roman" w:cs="Times New Roman"/>
-          <w:kern w:val="0"/>
-          <w:sz w:val="32"/>
-          <w:szCs w:val="32"/>
-          <w14:ligatures w14:val="none"/>
-        </w:rPr>
-        <w:t>)</w:t>
+      <w:r>
+        <w:rPr>
+          <w:rFonts w:ascii="Times New Roman" w:eastAsia="Times New Roman" w:hAnsi="Times New Roman" w:cs="Times New Roman"/>
+          <w:kern w:val="0"/>
+          <w:sz w:val="32"/>
+          <w:szCs w:val="32"/>
+          <w14:ligatures w14:val="none"/>
+        </w:rPr>
+        <w:t>front()</w:t>
       </w:r>
       <w:r>
         <w:rPr>
@@ -530,27 +432,15 @@
           <w14:ligatures w14:val="none"/>
         </w:rPr>
       </w:pPr>
-      <w:proofErr w:type="gramStart"/>
-      <w:r>
-        <w:rPr>
-          <w:rFonts w:ascii="Times New Roman" w:eastAsia="Times New Roman" w:hAnsi="Times New Roman" w:cs="Times New Roman"/>
-          <w:kern w:val="0"/>
-          <w:sz w:val="32"/>
-          <w:szCs w:val="32"/>
-          <w14:ligatures w14:val="none"/>
-        </w:rPr>
-        <w:t>back(</w:t>
-      </w:r>
-      <w:proofErr w:type="gramEnd"/>
-      <w:r>
-        <w:rPr>
-          <w:rFonts w:ascii="Times New Roman" w:eastAsia="Times New Roman" w:hAnsi="Times New Roman" w:cs="Times New Roman"/>
-          <w:kern w:val="0"/>
-          <w:sz w:val="32"/>
-          <w:szCs w:val="32"/>
-          <w14:ligatures w14:val="none"/>
-        </w:rPr>
-        <w:t>)</w:t>
+      <w:r>
+        <w:rPr>
+          <w:rFonts w:ascii="Times New Roman" w:eastAsia="Times New Roman" w:hAnsi="Times New Roman" w:cs="Times New Roman"/>
+          <w:kern w:val="0"/>
+          <w:sz w:val="32"/>
+          <w:szCs w:val="32"/>
+          <w14:ligatures w14:val="none"/>
+        </w:rPr>
+        <w:t>back()</w:t>
       </w:r>
       <w:r>
         <w:rPr>
@@ -743,27 +633,15 @@
           <w14:ligatures w14:val="none"/>
         </w:rPr>
       </w:pPr>
-      <w:proofErr w:type="spellStart"/>
-      <w:r>
-        <w:rPr>
-          <w:rFonts w:ascii="Times New Roman" w:eastAsia="Times New Roman" w:hAnsi="Times New Roman" w:cs="Times New Roman"/>
-          <w:kern w:val="0"/>
-          <w:sz w:val="32"/>
-          <w:szCs w:val="32"/>
-          <w14:ligatures w14:val="none"/>
-        </w:rPr>
-        <w:t>push_back</w:t>
-      </w:r>
-      <w:proofErr w:type="spellEnd"/>
-      <w:r>
-        <w:rPr>
-          <w:rFonts w:ascii="Times New Roman" w:eastAsia="Times New Roman" w:hAnsi="Times New Roman" w:cs="Times New Roman"/>
-          <w:kern w:val="0"/>
-          <w:sz w:val="32"/>
-          <w:szCs w:val="32"/>
-          <w14:ligatures w14:val="none"/>
-        </w:rPr>
-        <w:t>(char)</w:t>
+      <w:r>
+        <w:rPr>
+          <w:rFonts w:ascii="Times New Roman" w:eastAsia="Times New Roman" w:hAnsi="Times New Roman" w:cs="Times New Roman"/>
+          <w:kern w:val="0"/>
+          <w:sz w:val="32"/>
+          <w:szCs w:val="32"/>
+          <w14:ligatures w14:val="none"/>
+        </w:rPr>
+        <w:t>push_back(char)</w:t>
       </w:r>
       <w:r>
         <w:rPr>
@@ -822,49 +700,15 @@
           <w14:ligatures w14:val="none"/>
         </w:rPr>
       </w:pPr>
-      <w:proofErr w:type="spellStart"/>
-      <w:r>
-        <w:rPr>
-          <w:rFonts w:ascii="Times New Roman" w:eastAsia="Times New Roman" w:hAnsi="Times New Roman" w:cs="Times New Roman"/>
-          <w:kern w:val="0"/>
-          <w:sz w:val="32"/>
-          <w:szCs w:val="32"/>
-          <w14:ligatures w14:val="none"/>
-        </w:rPr>
-        <w:t>pop_</w:t>
-      </w:r>
-      <w:proofErr w:type="gramStart"/>
-      <w:r>
-        <w:rPr>
-          <w:rFonts w:ascii="Times New Roman" w:eastAsia="Times New Roman" w:hAnsi="Times New Roman" w:cs="Times New Roman"/>
-          <w:kern w:val="0"/>
-          <w:sz w:val="32"/>
-          <w:szCs w:val="32"/>
-          <w14:ligatures w14:val="none"/>
-        </w:rPr>
-        <w:t>back</w:t>
-      </w:r>
-      <w:proofErr w:type="spellEnd"/>
-      <w:r>
-        <w:rPr>
-          <w:rFonts w:ascii="Times New Roman" w:eastAsia="Times New Roman" w:hAnsi="Times New Roman" w:cs="Times New Roman"/>
-          <w:kern w:val="0"/>
-          <w:sz w:val="32"/>
-          <w:szCs w:val="32"/>
-          <w14:ligatures w14:val="none"/>
-        </w:rPr>
-        <w:t>(</w:t>
-      </w:r>
-      <w:proofErr w:type="gramEnd"/>
-      <w:r>
-        <w:rPr>
-          <w:rFonts w:ascii="Times New Roman" w:eastAsia="Times New Roman" w:hAnsi="Times New Roman" w:cs="Times New Roman"/>
-          <w:kern w:val="0"/>
-          <w:sz w:val="32"/>
-          <w:szCs w:val="32"/>
-          <w14:ligatures w14:val="none"/>
-        </w:rPr>
-        <w:t>)</w:t>
+      <w:r>
+        <w:rPr>
+          <w:rFonts w:ascii="Times New Roman" w:eastAsia="Times New Roman" w:hAnsi="Times New Roman" w:cs="Times New Roman"/>
+          <w:kern w:val="0"/>
+          <w:sz w:val="32"/>
+          <w:szCs w:val="32"/>
+          <w14:ligatures w14:val="none"/>
+        </w:rPr>
+        <w:t>pop_back()</w:t>
       </w:r>
       <w:r>
         <w:rPr>
@@ -923,39 +767,15 @@
           <w14:ligatures w14:val="none"/>
         </w:rPr>
       </w:pPr>
-      <w:proofErr w:type="gramStart"/>
-      <w:r>
-        <w:rPr>
-          <w:rFonts w:ascii="Times New Roman" w:eastAsia="Times New Roman" w:hAnsi="Times New Roman" w:cs="Times New Roman"/>
-          <w:kern w:val="0"/>
-          <w:sz w:val="32"/>
-          <w:szCs w:val="32"/>
-          <w14:ligatures w14:val="none"/>
-        </w:rPr>
-        <w:t>insert(</w:t>
-      </w:r>
-      <w:proofErr w:type="spellStart"/>
-      <w:proofErr w:type="gramEnd"/>
-      <w:r>
-        <w:rPr>
-          <w:rFonts w:ascii="Times New Roman" w:eastAsia="Times New Roman" w:hAnsi="Times New Roman" w:cs="Times New Roman"/>
-          <w:kern w:val="0"/>
-          <w:sz w:val="32"/>
-          <w:szCs w:val="32"/>
-          <w14:ligatures w14:val="none"/>
-        </w:rPr>
-        <w:t>size_t</w:t>
-      </w:r>
-      <w:proofErr w:type="spellEnd"/>
-      <w:r>
-        <w:rPr>
-          <w:rFonts w:ascii="Times New Roman" w:eastAsia="Times New Roman" w:hAnsi="Times New Roman" w:cs="Times New Roman"/>
-          <w:kern w:val="0"/>
-          <w:sz w:val="32"/>
-          <w:szCs w:val="32"/>
-          <w14:ligatures w14:val="none"/>
-        </w:rPr>
-        <w:t xml:space="preserve"> pos, string&amp;)</w:t>
+      <w:r>
+        <w:rPr>
+          <w:rFonts w:ascii="Times New Roman" w:eastAsia="Times New Roman" w:hAnsi="Times New Roman" w:cs="Times New Roman"/>
+          <w:kern w:val="0"/>
+          <w:sz w:val="32"/>
+          <w:szCs w:val="32"/>
+          <w14:ligatures w14:val="none"/>
+        </w:rPr>
+        <w:t>insert(size_t pos, string&amp;)</w:t>
       </w:r>
       <w:r>
         <w:rPr>
@@ -1014,83 +834,15 @@
           <w14:ligatures w14:val="none"/>
         </w:rPr>
       </w:pPr>
-      <w:proofErr w:type="gramStart"/>
-      <w:r>
-        <w:rPr>
-          <w:rFonts w:ascii="Times New Roman" w:eastAsia="Times New Roman" w:hAnsi="Times New Roman" w:cs="Times New Roman"/>
-          <w:kern w:val="0"/>
-          <w:sz w:val="32"/>
-          <w:szCs w:val="32"/>
-          <w14:ligatures w14:val="none"/>
-        </w:rPr>
-        <w:t>erase(</w:t>
-      </w:r>
-      <w:proofErr w:type="spellStart"/>
-      <w:proofErr w:type="gramEnd"/>
-      <w:r>
-        <w:rPr>
-          <w:rFonts w:ascii="Times New Roman" w:eastAsia="Times New Roman" w:hAnsi="Times New Roman" w:cs="Times New Roman"/>
-          <w:kern w:val="0"/>
-          <w:sz w:val="32"/>
-          <w:szCs w:val="32"/>
-          <w14:ligatures w14:val="none"/>
-        </w:rPr>
-        <w:t>size_t</w:t>
-      </w:r>
-      <w:proofErr w:type="spellEnd"/>
-      <w:r>
-        <w:rPr>
-          <w:rFonts w:ascii="Times New Roman" w:eastAsia="Times New Roman" w:hAnsi="Times New Roman" w:cs="Times New Roman"/>
-          <w:kern w:val="0"/>
-          <w:sz w:val="32"/>
-          <w:szCs w:val="32"/>
-          <w14:ligatures w14:val="none"/>
-        </w:rPr>
-        <w:t xml:space="preserve"> pos, </w:t>
-      </w:r>
-      <w:proofErr w:type="spellStart"/>
-      <w:r>
-        <w:rPr>
-          <w:rFonts w:ascii="Times New Roman" w:eastAsia="Times New Roman" w:hAnsi="Times New Roman" w:cs="Times New Roman"/>
-          <w:kern w:val="0"/>
-          <w:sz w:val="32"/>
-          <w:szCs w:val="32"/>
-          <w14:ligatures w14:val="none"/>
-        </w:rPr>
-        <w:t>size_t</w:t>
-      </w:r>
-      <w:proofErr w:type="spellEnd"/>
-      <w:r>
-        <w:rPr>
-          <w:rFonts w:ascii="Times New Roman" w:eastAsia="Times New Roman" w:hAnsi="Times New Roman" w:cs="Times New Roman"/>
-          <w:kern w:val="0"/>
-          <w:sz w:val="32"/>
-          <w:szCs w:val="32"/>
-          <w14:ligatures w14:val="none"/>
-        </w:rPr>
-        <w:t xml:space="preserve"> </w:t>
-      </w:r>
-      <w:proofErr w:type="spellStart"/>
-      <w:r>
-        <w:rPr>
-          <w:rFonts w:ascii="Times New Roman" w:eastAsia="Times New Roman" w:hAnsi="Times New Roman" w:cs="Times New Roman"/>
-          <w:kern w:val="0"/>
-          <w:sz w:val="32"/>
-          <w:szCs w:val="32"/>
-          <w14:ligatures w14:val="none"/>
-        </w:rPr>
-        <w:t>len</w:t>
-      </w:r>
-      <w:proofErr w:type="spellEnd"/>
-      <w:r>
-        <w:rPr>
-          <w:rFonts w:ascii="Times New Roman" w:eastAsia="Times New Roman" w:hAnsi="Times New Roman" w:cs="Times New Roman"/>
-          <w:kern w:val="0"/>
-          <w:sz w:val="32"/>
-          <w:szCs w:val="32"/>
-          <w14:ligatures w14:val="none"/>
-        </w:rPr>
-        <w:t>)</w:t>
+      <w:r>
+        <w:rPr>
+          <w:rFonts w:ascii="Times New Roman" w:eastAsia="Times New Roman" w:hAnsi="Times New Roman" w:cs="Times New Roman"/>
+          <w:kern w:val="0"/>
+          <w:sz w:val="32"/>
+          <w:szCs w:val="32"/>
+          <w14:ligatures w14:val="none"/>
+        </w:rPr>
+        <w:t>erase(size_t pos, size_t len)</w:t>
       </w:r>
       <w:r>
         <w:rPr>
@@ -1149,83 +901,15 @@
           <w14:ligatures w14:val="none"/>
         </w:rPr>
       </w:pPr>
-      <w:proofErr w:type="gramStart"/>
-      <w:r>
-        <w:rPr>
-          <w:rFonts w:ascii="Times New Roman" w:eastAsia="Times New Roman" w:hAnsi="Times New Roman" w:cs="Times New Roman"/>
-          <w:kern w:val="0"/>
-          <w:sz w:val="32"/>
-          <w:szCs w:val="32"/>
-          <w14:ligatures w14:val="none"/>
-        </w:rPr>
-        <w:t>replace(</w:t>
-      </w:r>
-      <w:proofErr w:type="spellStart"/>
-      <w:proofErr w:type="gramEnd"/>
-      <w:r>
-        <w:rPr>
-          <w:rFonts w:ascii="Times New Roman" w:eastAsia="Times New Roman" w:hAnsi="Times New Roman" w:cs="Times New Roman"/>
-          <w:kern w:val="0"/>
-          <w:sz w:val="32"/>
-          <w:szCs w:val="32"/>
-          <w14:ligatures w14:val="none"/>
-        </w:rPr>
-        <w:t>size_t</w:t>
-      </w:r>
-      <w:proofErr w:type="spellEnd"/>
-      <w:r>
-        <w:rPr>
-          <w:rFonts w:ascii="Times New Roman" w:eastAsia="Times New Roman" w:hAnsi="Times New Roman" w:cs="Times New Roman"/>
-          <w:kern w:val="0"/>
-          <w:sz w:val="32"/>
-          <w:szCs w:val="32"/>
-          <w14:ligatures w14:val="none"/>
-        </w:rPr>
-        <w:t xml:space="preserve"> pos, </w:t>
-      </w:r>
-      <w:proofErr w:type="spellStart"/>
-      <w:r>
-        <w:rPr>
-          <w:rFonts w:ascii="Times New Roman" w:eastAsia="Times New Roman" w:hAnsi="Times New Roman" w:cs="Times New Roman"/>
-          <w:kern w:val="0"/>
-          <w:sz w:val="32"/>
-          <w:szCs w:val="32"/>
-          <w14:ligatures w14:val="none"/>
-        </w:rPr>
-        <w:t>size_t</w:t>
-      </w:r>
-      <w:proofErr w:type="spellEnd"/>
-      <w:r>
-        <w:rPr>
-          <w:rFonts w:ascii="Times New Roman" w:eastAsia="Times New Roman" w:hAnsi="Times New Roman" w:cs="Times New Roman"/>
-          <w:kern w:val="0"/>
-          <w:sz w:val="32"/>
-          <w:szCs w:val="32"/>
-          <w14:ligatures w14:val="none"/>
-        </w:rPr>
-        <w:t xml:space="preserve"> </w:t>
-      </w:r>
-      <w:proofErr w:type="spellStart"/>
-      <w:r>
-        <w:rPr>
-          <w:rFonts w:ascii="Times New Roman" w:eastAsia="Times New Roman" w:hAnsi="Times New Roman" w:cs="Times New Roman"/>
-          <w:kern w:val="0"/>
-          <w:sz w:val="32"/>
-          <w:szCs w:val="32"/>
-          <w14:ligatures w14:val="none"/>
-        </w:rPr>
-        <w:t>len</w:t>
-      </w:r>
-      <w:proofErr w:type="spellEnd"/>
-      <w:r>
-        <w:rPr>
-          <w:rFonts w:ascii="Times New Roman" w:eastAsia="Times New Roman" w:hAnsi="Times New Roman" w:cs="Times New Roman"/>
-          <w:kern w:val="0"/>
-          <w:sz w:val="32"/>
-          <w:szCs w:val="32"/>
-          <w14:ligatures w14:val="none"/>
-        </w:rPr>
-        <w:t>, string&amp;)</w:t>
+      <w:r>
+        <w:rPr>
+          <w:rFonts w:ascii="Times New Roman" w:eastAsia="Times New Roman" w:hAnsi="Times New Roman" w:cs="Times New Roman"/>
+          <w:kern w:val="0"/>
+          <w:sz w:val="32"/>
+          <w:szCs w:val="32"/>
+          <w14:ligatures w14:val="none"/>
+        </w:rPr>
+        <w:t>replace(size_t pos, size_t len, string&amp;)</w:t>
       </w:r>
       <w:r>
         <w:rPr>
@@ -1304,7 +988,6 @@
         </w:rPr>
         <w:tab/>
       </w:r>
-      <w:proofErr w:type="spellStart"/>
       <w:r>
         <w:rPr>
           <w:rFonts w:ascii="Times New Roman" w:eastAsia="Times New Roman" w:hAnsi="Times New Roman" w:cs="Times New Roman"/>
@@ -1315,7 +998,6 @@
         </w:rPr>
         <w:t>size_t</w:t>
       </w:r>
-      <w:proofErr w:type="spellEnd"/>
       <w:r>
         <w:rPr>
           <w:rFonts w:ascii="Times New Roman" w:eastAsia="Times New Roman" w:hAnsi="Times New Roman" w:cs="Times New Roman"/>
@@ -1353,39 +1035,26 @@
           <w14:ligatures w14:val="none"/>
         </w:rPr>
       </w:pPr>
-      <w:proofErr w:type="spellStart"/>
-      <w:r>
-        <w:rPr>
-          <w:rFonts w:ascii="Times New Roman" w:eastAsia="Times New Roman" w:hAnsi="Times New Roman" w:cs="Times New Roman"/>
-          <w:kern w:val="0"/>
-          <w:sz w:val="32"/>
-          <w:szCs w:val="32"/>
-          <w14:ligatures w14:val="none"/>
-        </w:rPr>
-        <w:t>rfind</w:t>
-      </w:r>
-      <w:proofErr w:type="spellEnd"/>
-      <w:r>
-        <w:rPr>
-          <w:rFonts w:ascii="Times New Roman" w:eastAsia="Times New Roman" w:hAnsi="Times New Roman" w:cs="Times New Roman"/>
-          <w:kern w:val="0"/>
-          <w:sz w:val="32"/>
-          <w:szCs w:val="32"/>
-          <w14:ligatures w14:val="none"/>
-        </w:rPr>
-        <w:t>(string&amp;)</w:t>
-      </w:r>
-      <w:r>
-        <w:rPr>
-          <w:rFonts w:ascii="Times New Roman" w:eastAsia="Times New Roman" w:hAnsi="Times New Roman" w:cs="Times New Roman"/>
-          <w:kern w:val="0"/>
-          <w:sz w:val="32"/>
-          <w:szCs w:val="32"/>
-          <w14:ligatures w14:val="none"/>
-        </w:rPr>
-        <w:tab/>
-      </w:r>
-      <w:proofErr w:type="spellStart"/>
+      <w:r>
+        <w:rPr>
+          <w:rFonts w:ascii="Times New Roman" w:eastAsia="Times New Roman" w:hAnsi="Times New Roman" w:cs="Times New Roman"/>
+          <w:kern w:val="0"/>
+          <w:sz w:val="32"/>
+          <w:szCs w:val="32"/>
+          <w14:ligatures w14:val="none"/>
+        </w:rPr>
+        <w:t>rfind(string&amp;)</w:t>
+      </w:r>
+      <w:r>
+        <w:rPr>
+          <w:rFonts w:ascii="Times New Roman" w:eastAsia="Times New Roman" w:hAnsi="Times New Roman" w:cs="Times New Roman"/>
+          <w:kern w:val="0"/>
+          <w:sz w:val="32"/>
+          <w:szCs w:val="32"/>
+          <w14:ligatures w14:val="none"/>
+        </w:rPr>
+        <w:tab/>
+      </w:r>
       <w:r>
         <w:rPr>
           <w:rFonts w:ascii="Times New Roman" w:eastAsia="Times New Roman" w:hAnsi="Times New Roman" w:cs="Times New Roman"/>
@@ -1396,7 +1065,6 @@
         </w:rPr>
         <w:t>size_t</w:t>
       </w:r>
-      <w:proofErr w:type="spellEnd"/>
       <w:r>
         <w:rPr>
           <w:rFonts w:ascii="Times New Roman" w:eastAsia="Times New Roman" w:hAnsi="Times New Roman" w:cs="Times New Roman"/>
@@ -1434,39 +1102,26 @@
           <w14:ligatures w14:val="none"/>
         </w:rPr>
       </w:pPr>
-      <w:proofErr w:type="spellStart"/>
-      <w:r>
-        <w:rPr>
-          <w:rFonts w:ascii="Times New Roman" w:eastAsia="Times New Roman" w:hAnsi="Times New Roman" w:cs="Times New Roman"/>
-          <w:kern w:val="0"/>
-          <w:sz w:val="32"/>
-          <w:szCs w:val="32"/>
-          <w14:ligatures w14:val="none"/>
-        </w:rPr>
-        <w:t>find_first_of</w:t>
-      </w:r>
-      <w:proofErr w:type="spellEnd"/>
-      <w:r>
-        <w:rPr>
-          <w:rFonts w:ascii="Times New Roman" w:eastAsia="Times New Roman" w:hAnsi="Times New Roman" w:cs="Times New Roman"/>
-          <w:kern w:val="0"/>
-          <w:sz w:val="32"/>
-          <w:szCs w:val="32"/>
-          <w14:ligatures w14:val="none"/>
-        </w:rPr>
-        <w:t>(string&amp;)</w:t>
-      </w:r>
-      <w:r>
-        <w:rPr>
-          <w:rFonts w:ascii="Times New Roman" w:eastAsia="Times New Roman" w:hAnsi="Times New Roman" w:cs="Times New Roman"/>
-          <w:kern w:val="0"/>
-          <w:sz w:val="32"/>
-          <w:szCs w:val="32"/>
-          <w14:ligatures w14:val="none"/>
-        </w:rPr>
-        <w:tab/>
-      </w:r>
-      <w:proofErr w:type="spellStart"/>
+      <w:r>
+        <w:rPr>
+          <w:rFonts w:ascii="Times New Roman" w:eastAsia="Times New Roman" w:hAnsi="Times New Roman" w:cs="Times New Roman"/>
+          <w:kern w:val="0"/>
+          <w:sz w:val="32"/>
+          <w:szCs w:val="32"/>
+          <w14:ligatures w14:val="none"/>
+        </w:rPr>
+        <w:t>find_first_of(string&amp;)</w:t>
+      </w:r>
+      <w:r>
+        <w:rPr>
+          <w:rFonts w:ascii="Times New Roman" w:eastAsia="Times New Roman" w:hAnsi="Times New Roman" w:cs="Times New Roman"/>
+          <w:kern w:val="0"/>
+          <w:sz w:val="32"/>
+          <w:szCs w:val="32"/>
+          <w14:ligatures w14:val="none"/>
+        </w:rPr>
+        <w:tab/>
+      </w:r>
       <w:r>
         <w:rPr>
           <w:rFonts w:ascii="Times New Roman" w:eastAsia="Times New Roman" w:hAnsi="Times New Roman" w:cs="Times New Roman"/>
@@ -1477,7 +1132,6 @@
         </w:rPr>
         <w:t>size_t</w:t>
       </w:r>
-      <w:proofErr w:type="spellEnd"/>
       <w:r>
         <w:rPr>
           <w:rFonts w:ascii="Times New Roman" w:eastAsia="Times New Roman" w:hAnsi="Times New Roman" w:cs="Times New Roman"/>
@@ -1515,39 +1169,26 @@
           <w14:ligatures w14:val="none"/>
         </w:rPr>
       </w:pPr>
-      <w:proofErr w:type="spellStart"/>
-      <w:r>
-        <w:rPr>
-          <w:rFonts w:ascii="Times New Roman" w:eastAsia="Times New Roman" w:hAnsi="Times New Roman" w:cs="Times New Roman"/>
-          <w:kern w:val="0"/>
-          <w:sz w:val="32"/>
-          <w:szCs w:val="32"/>
-          <w14:ligatures w14:val="none"/>
-        </w:rPr>
-        <w:t>find_last_of</w:t>
-      </w:r>
-      <w:proofErr w:type="spellEnd"/>
-      <w:r>
-        <w:rPr>
-          <w:rFonts w:ascii="Times New Roman" w:eastAsia="Times New Roman" w:hAnsi="Times New Roman" w:cs="Times New Roman"/>
-          <w:kern w:val="0"/>
-          <w:sz w:val="32"/>
-          <w:szCs w:val="32"/>
-          <w14:ligatures w14:val="none"/>
-        </w:rPr>
-        <w:t>(string&amp;)</w:t>
-      </w:r>
-      <w:r>
-        <w:rPr>
-          <w:rFonts w:ascii="Times New Roman" w:eastAsia="Times New Roman" w:hAnsi="Times New Roman" w:cs="Times New Roman"/>
-          <w:kern w:val="0"/>
-          <w:sz w:val="32"/>
-          <w:szCs w:val="32"/>
-          <w14:ligatures w14:val="none"/>
-        </w:rPr>
-        <w:tab/>
-      </w:r>
-      <w:proofErr w:type="spellStart"/>
+      <w:r>
+        <w:rPr>
+          <w:rFonts w:ascii="Times New Roman" w:eastAsia="Times New Roman" w:hAnsi="Times New Roman" w:cs="Times New Roman"/>
+          <w:kern w:val="0"/>
+          <w:sz w:val="32"/>
+          <w:szCs w:val="32"/>
+          <w14:ligatures w14:val="none"/>
+        </w:rPr>
+        <w:t>find_last_of(string&amp;)</w:t>
+      </w:r>
+      <w:r>
+        <w:rPr>
+          <w:rFonts w:ascii="Times New Roman" w:eastAsia="Times New Roman" w:hAnsi="Times New Roman" w:cs="Times New Roman"/>
+          <w:kern w:val="0"/>
+          <w:sz w:val="32"/>
+          <w:szCs w:val="32"/>
+          <w14:ligatures w14:val="none"/>
+        </w:rPr>
+        <w:tab/>
+      </w:r>
       <w:r>
         <w:rPr>
           <w:rFonts w:ascii="Times New Roman" w:eastAsia="Times New Roman" w:hAnsi="Times New Roman" w:cs="Times New Roman"/>
@@ -1558,7 +1199,6 @@
         </w:rPr>
         <w:t>size_t</w:t>
       </w:r>
-      <w:proofErr w:type="spellEnd"/>
       <w:r>
         <w:rPr>
           <w:rFonts w:ascii="Times New Roman" w:eastAsia="Times New Roman" w:hAnsi="Times New Roman" w:cs="Times New Roman"/>
@@ -1596,39 +1236,26 @@
           <w14:ligatures w14:val="none"/>
         </w:rPr>
       </w:pPr>
-      <w:proofErr w:type="spellStart"/>
-      <w:r>
-        <w:rPr>
-          <w:rFonts w:ascii="Times New Roman" w:eastAsia="Times New Roman" w:hAnsi="Times New Roman" w:cs="Times New Roman"/>
-          <w:kern w:val="0"/>
-          <w:sz w:val="32"/>
-          <w:szCs w:val="32"/>
-          <w14:ligatures w14:val="none"/>
-        </w:rPr>
-        <w:t>find_first_not_of</w:t>
-      </w:r>
-      <w:proofErr w:type="spellEnd"/>
-      <w:r>
-        <w:rPr>
-          <w:rFonts w:ascii="Times New Roman" w:eastAsia="Times New Roman" w:hAnsi="Times New Roman" w:cs="Times New Roman"/>
-          <w:kern w:val="0"/>
-          <w:sz w:val="32"/>
-          <w:szCs w:val="32"/>
-          <w14:ligatures w14:val="none"/>
-        </w:rPr>
-        <w:t>(string&amp;)</w:t>
-      </w:r>
-      <w:r>
-        <w:rPr>
-          <w:rFonts w:ascii="Times New Roman" w:eastAsia="Times New Roman" w:hAnsi="Times New Roman" w:cs="Times New Roman"/>
-          <w:kern w:val="0"/>
-          <w:sz w:val="32"/>
-          <w:szCs w:val="32"/>
-          <w14:ligatures w14:val="none"/>
-        </w:rPr>
-        <w:tab/>
-      </w:r>
-      <w:proofErr w:type="spellStart"/>
+      <w:r>
+        <w:rPr>
+          <w:rFonts w:ascii="Times New Roman" w:eastAsia="Times New Roman" w:hAnsi="Times New Roman" w:cs="Times New Roman"/>
+          <w:kern w:val="0"/>
+          <w:sz w:val="32"/>
+          <w:szCs w:val="32"/>
+          <w14:ligatures w14:val="none"/>
+        </w:rPr>
+        <w:t>find_first_not_of(string&amp;)</w:t>
+      </w:r>
+      <w:r>
+        <w:rPr>
+          <w:rFonts w:ascii="Times New Roman" w:eastAsia="Times New Roman" w:hAnsi="Times New Roman" w:cs="Times New Roman"/>
+          <w:kern w:val="0"/>
+          <w:sz w:val="32"/>
+          <w:szCs w:val="32"/>
+          <w14:ligatures w14:val="none"/>
+        </w:rPr>
+        <w:tab/>
+      </w:r>
       <w:r>
         <w:rPr>
           <w:rFonts w:ascii="Times New Roman" w:eastAsia="Times New Roman" w:hAnsi="Times New Roman" w:cs="Times New Roman"/>
@@ -1639,7 +1266,6 @@
         </w:rPr>
         <w:t>size_t</w:t>
       </w:r>
-      <w:proofErr w:type="spellEnd"/>
       <w:r>
         <w:rPr>
           <w:rFonts w:ascii="Times New Roman" w:eastAsia="Times New Roman" w:hAnsi="Times New Roman" w:cs="Times New Roman"/>
@@ -1677,39 +1303,26 @@
           <w14:ligatures w14:val="none"/>
         </w:rPr>
       </w:pPr>
-      <w:proofErr w:type="spellStart"/>
-      <w:r>
-        <w:rPr>
-          <w:rFonts w:ascii="Times New Roman" w:eastAsia="Times New Roman" w:hAnsi="Times New Roman" w:cs="Times New Roman"/>
-          <w:kern w:val="0"/>
-          <w:sz w:val="32"/>
-          <w:szCs w:val="32"/>
-          <w14:ligatures w14:val="none"/>
-        </w:rPr>
-        <w:t>find_last_not_of</w:t>
-      </w:r>
-      <w:proofErr w:type="spellEnd"/>
-      <w:r>
-        <w:rPr>
-          <w:rFonts w:ascii="Times New Roman" w:eastAsia="Times New Roman" w:hAnsi="Times New Roman" w:cs="Times New Roman"/>
-          <w:kern w:val="0"/>
-          <w:sz w:val="32"/>
-          <w:szCs w:val="32"/>
-          <w14:ligatures w14:val="none"/>
-        </w:rPr>
-        <w:t>(string&amp;)</w:t>
-      </w:r>
-      <w:r>
-        <w:rPr>
-          <w:rFonts w:ascii="Times New Roman" w:eastAsia="Times New Roman" w:hAnsi="Times New Roman" w:cs="Times New Roman"/>
-          <w:kern w:val="0"/>
-          <w:sz w:val="32"/>
-          <w:szCs w:val="32"/>
-          <w14:ligatures w14:val="none"/>
-        </w:rPr>
-        <w:tab/>
-      </w:r>
-      <w:proofErr w:type="spellStart"/>
+      <w:r>
+        <w:rPr>
+          <w:rFonts w:ascii="Times New Roman" w:eastAsia="Times New Roman" w:hAnsi="Times New Roman" w:cs="Times New Roman"/>
+          <w:kern w:val="0"/>
+          <w:sz w:val="32"/>
+          <w:szCs w:val="32"/>
+          <w14:ligatures w14:val="none"/>
+        </w:rPr>
+        <w:t>find_last_not_of(string&amp;)</w:t>
+      </w:r>
+      <w:r>
+        <w:rPr>
+          <w:rFonts w:ascii="Times New Roman" w:eastAsia="Times New Roman" w:hAnsi="Times New Roman" w:cs="Times New Roman"/>
+          <w:kern w:val="0"/>
+          <w:sz w:val="32"/>
+          <w:szCs w:val="32"/>
+          <w14:ligatures w14:val="none"/>
+        </w:rPr>
+        <w:tab/>
+      </w:r>
       <w:r>
         <w:rPr>
           <w:rFonts w:ascii="Times New Roman" w:eastAsia="Times New Roman" w:hAnsi="Times New Roman" w:cs="Times New Roman"/>
@@ -1720,7 +1333,6 @@
         </w:rPr>
         <w:t>size_t</w:t>
       </w:r>
-      <w:proofErr w:type="spellEnd"/>
       <w:r>
         <w:rPr>
           <w:rFonts w:ascii="Times New Roman" w:eastAsia="Times New Roman" w:hAnsi="Times New Roman" w:cs="Times New Roman"/>
@@ -1786,41 +1398,7 @@
           <w:szCs w:val="32"/>
           <w14:ligatures w14:val="none"/>
         </w:rPr>
-        <w:t xml:space="preserve"> Returns </w:t>
-      </w:r>
-      <w:proofErr w:type="gramStart"/>
-      <w:r>
-        <w:rPr>
-          <w:rFonts w:ascii="Times New Roman" w:eastAsia="Times New Roman" w:hAnsi="Times New Roman" w:cs="Times New Roman"/>
-          <w:kern w:val="0"/>
-          <w:sz w:val="32"/>
-          <w:szCs w:val="32"/>
-          <w14:ligatures w14:val="none"/>
-        </w:rPr>
-        <w:t>std::string::</w:t>
-      </w:r>
-      <w:proofErr w:type="spellStart"/>
-      <w:proofErr w:type="gramEnd"/>
-      <w:r>
-        <w:rPr>
-          <w:rFonts w:ascii="Times New Roman" w:eastAsia="Times New Roman" w:hAnsi="Times New Roman" w:cs="Times New Roman"/>
-          <w:kern w:val="0"/>
-          <w:sz w:val="32"/>
-          <w:szCs w:val="32"/>
-          <w14:ligatures w14:val="none"/>
-        </w:rPr>
-        <w:t>npos</w:t>
-      </w:r>
-      <w:proofErr w:type="spellEnd"/>
-      <w:r>
-        <w:rPr>
-          <w:rFonts w:ascii="Times New Roman" w:eastAsia="Times New Roman" w:hAnsi="Times New Roman" w:cs="Times New Roman"/>
-          <w:kern w:val="0"/>
-          <w:sz w:val="32"/>
-          <w:szCs w:val="32"/>
-          <w14:ligatures w14:val="none"/>
-        </w:rPr>
-        <w:t xml:space="preserve"> if not found.</w:t>
+        <w:t xml:space="preserve"> Returns std::string::npos if not found.</w:t>
       </w:r>
     </w:p>
     <w:p>
@@ -1839,114 +1417,25 @@
           <w14:ligatures w14:val="none"/>
         </w:rPr>
       </w:pPr>
-      <w:proofErr w:type="spellStart"/>
-      <w:proofErr w:type="gramStart"/>
-      <w:r>
-        <w:rPr>
-          <w:rFonts w:ascii="Times New Roman" w:eastAsia="Times New Roman" w:hAnsi="Times New Roman" w:cs="Times New Roman"/>
-          <w:kern w:val="0"/>
-          <w:sz w:val="32"/>
-          <w:szCs w:val="32"/>
-          <w14:ligatures w14:val="none"/>
-        </w:rPr>
-        <w:t>substr</w:t>
-      </w:r>
-      <w:proofErr w:type="spellEnd"/>
-      <w:r>
-        <w:rPr>
-          <w:rFonts w:ascii="Times New Roman" w:eastAsia="Times New Roman" w:hAnsi="Times New Roman" w:cs="Times New Roman"/>
-          <w:kern w:val="0"/>
-          <w:sz w:val="32"/>
-          <w:szCs w:val="32"/>
-          <w14:ligatures w14:val="none"/>
-        </w:rPr>
-        <w:t>(</w:t>
-      </w:r>
-      <w:proofErr w:type="spellStart"/>
-      <w:proofErr w:type="gramEnd"/>
-      <w:r>
-        <w:rPr>
-          <w:rFonts w:ascii="Times New Roman" w:eastAsia="Times New Roman" w:hAnsi="Times New Roman" w:cs="Times New Roman"/>
-          <w:kern w:val="0"/>
-          <w:sz w:val="32"/>
-          <w:szCs w:val="32"/>
-          <w14:ligatures w14:val="none"/>
-        </w:rPr>
-        <w:t>size_t</w:t>
-      </w:r>
-      <w:proofErr w:type="spellEnd"/>
-      <w:r>
-        <w:rPr>
-          <w:rFonts w:ascii="Times New Roman" w:eastAsia="Times New Roman" w:hAnsi="Times New Roman" w:cs="Times New Roman"/>
-          <w:kern w:val="0"/>
-          <w:sz w:val="32"/>
-          <w:szCs w:val="32"/>
-          <w14:ligatures w14:val="none"/>
-        </w:rPr>
-        <w:t xml:space="preserve"> pos, </w:t>
-      </w:r>
-      <w:proofErr w:type="spellStart"/>
-      <w:r>
-        <w:rPr>
-          <w:rFonts w:ascii="Times New Roman" w:eastAsia="Times New Roman" w:hAnsi="Times New Roman" w:cs="Times New Roman"/>
-          <w:kern w:val="0"/>
-          <w:sz w:val="32"/>
-          <w:szCs w:val="32"/>
-          <w14:ligatures w14:val="none"/>
-        </w:rPr>
-        <w:t>size_t</w:t>
-      </w:r>
-      <w:proofErr w:type="spellEnd"/>
-      <w:r>
-        <w:rPr>
-          <w:rFonts w:ascii="Times New Roman" w:eastAsia="Times New Roman" w:hAnsi="Times New Roman" w:cs="Times New Roman"/>
-          <w:kern w:val="0"/>
-          <w:sz w:val="32"/>
-          <w:szCs w:val="32"/>
-          <w14:ligatures w14:val="none"/>
-        </w:rPr>
-        <w:t xml:space="preserve"> </w:t>
-      </w:r>
-      <w:proofErr w:type="spellStart"/>
-      <w:r>
-        <w:rPr>
-          <w:rFonts w:ascii="Times New Roman" w:eastAsia="Times New Roman" w:hAnsi="Times New Roman" w:cs="Times New Roman"/>
-          <w:kern w:val="0"/>
-          <w:sz w:val="32"/>
-          <w:szCs w:val="32"/>
-          <w14:ligatures w14:val="none"/>
-        </w:rPr>
-        <w:t>len</w:t>
-      </w:r>
-      <w:proofErr w:type="spellEnd"/>
-      <w:r>
-        <w:rPr>
-          <w:rFonts w:ascii="Times New Roman" w:eastAsia="Times New Roman" w:hAnsi="Times New Roman" w:cs="Times New Roman"/>
-          <w:kern w:val="0"/>
-          <w:sz w:val="32"/>
-          <w:szCs w:val="32"/>
-          <w14:ligatures w14:val="none"/>
-        </w:rPr>
-        <w:t>)</w:t>
-      </w:r>
-      <w:r>
-        <w:rPr>
-          <w:rFonts w:ascii="Times New Roman" w:eastAsia="Times New Roman" w:hAnsi="Times New Roman" w:cs="Times New Roman"/>
-          <w:kern w:val="0"/>
-          <w:sz w:val="32"/>
-          <w:szCs w:val="32"/>
-          <w14:ligatures w14:val="none"/>
-        </w:rPr>
-        <w:tab/>
-      </w:r>
-      <w:r>
-        <w:rPr>
-          <w:rFonts w:ascii="Times New Roman" w:eastAsia="Times New Roman" w:hAnsi="Times New Roman" w:cs="Times New Roman"/>
-          <w:kern w:val="0"/>
-          <w:sz w:val="32"/>
-          <w:szCs w:val="32"/>
-          <w14:ligatures w14:val="none"/>
-        </w:rPr>
+      <w:r>
+        <w:rPr>
+          <w:rFonts w:ascii="Times New Roman" w:eastAsia="Times New Roman" w:hAnsi="Times New Roman" w:cs="Times New Roman"/>
+          <w:kern w:val="0"/>
+          <w:sz w:val="32"/>
+          <w:szCs w:val="32"/>
+          <w14:ligatures w14:val="none"/>
+        </w:rPr>
+        <w:t>substr(size_t pos, size_t len)</w:t>
+      </w:r>
+      <w:r>
+        <w:rPr>
+          <w:rFonts w:ascii="Times New Roman" w:eastAsia="Times New Roman" w:hAnsi="Times New Roman" w:cs="Times New Roman"/>
+          <w:kern w:val="0"/>
+          <w:sz w:val="32"/>
+          <w:szCs w:val="32"/>
+          <w14:ligatures w14:val="none"/>
+        </w:rPr>
+        <w:tab/>
         <w:t>string</w:t>
       </w:r>
       <w:r>
@@ -1958,15 +1447,6 @@
           <w14:ligatures w14:val="none"/>
         </w:rPr>
         <w:tab/>
-      </w:r>
-      <w:r>
-        <w:rPr>
-          <w:rFonts w:ascii="Times New Roman" w:eastAsia="Times New Roman" w:hAnsi="Times New Roman" w:cs="Times New Roman"/>
-          <w:kern w:val="0"/>
-          <w:sz w:val="32"/>
-          <w:szCs w:val="32"/>
-          <w14:ligatures w14:val="none"/>
-        </w:rPr>
         <w:t>Returns substring</w:t>
       </w:r>
     </w:p>
@@ -1986,19 +1466,6 @@
           <w14:ligatures w14:val="none"/>
         </w:rPr>
       </w:pPr>
-      <w:proofErr w:type="gramStart"/>
-      <w:r>
-        <w:rPr>
-          <w:rFonts w:ascii="Times New Roman" w:eastAsia="Times New Roman" w:hAnsi="Times New Roman" w:cs="Times New Roman"/>
-          <w:kern w:val="0"/>
-          <w:sz w:val="32"/>
-          <w:szCs w:val="32"/>
-          <w14:ligatures w14:val="none"/>
-        </w:rPr>
-        <w:t>std::</w:t>
-      </w:r>
-      <w:proofErr w:type="spellStart"/>
-      <w:proofErr w:type="gramEnd"/>
       <w:r>
         <w:rPr>
           <w:rFonts w:ascii="Times New Roman" w:eastAsia="Times New Roman" w:hAnsi="Times New Roman" w:cs="Times New Roman"/>
@@ -2009,60 +1476,25 @@
         </w:rPr>
         <w:t>sto</w:t>
       </w:r>
-      <w:proofErr w:type="spellEnd"/>
-      <w:r>
-        <w:rPr>
-          <w:rFonts w:ascii="Times New Roman" w:eastAsia="Times New Roman" w:hAnsi="Times New Roman" w:cs="Times New Roman"/>
-          <w:kern w:val="0"/>
-          <w:sz w:val="32"/>
-          <w:szCs w:val="32"/>
-          <w14:ligatures w14:val="none"/>
-        </w:rPr>
-        <w:t>[</w:t>
-      </w:r>
-      <w:proofErr w:type="spellStart"/>
-      <w:r>
-        <w:rPr>
-          <w:rFonts w:ascii="Times New Roman" w:eastAsia="Times New Roman" w:hAnsi="Times New Roman" w:cs="Times New Roman"/>
-          <w:kern w:val="0"/>
-          <w:sz w:val="32"/>
-          <w:szCs w:val="32"/>
-          <w14:ligatures w14:val="none"/>
-        </w:rPr>
-        <w:t>ild</w:t>
-      </w:r>
-      <w:proofErr w:type="spellEnd"/>
-      <w:proofErr w:type="gramStart"/>
-      <w:r>
-        <w:rPr>
-          <w:rFonts w:ascii="Times New Roman" w:eastAsia="Times New Roman" w:hAnsi="Times New Roman" w:cs="Times New Roman"/>
-          <w:kern w:val="0"/>
-          <w:sz w:val="32"/>
-          <w:szCs w:val="32"/>
-          <w14:ligatures w14:val="none"/>
-        </w:rPr>
-        <w:t>]</w:t>
-      </w:r>
-      <w:r>
-        <w:rPr>
-          <w:rFonts w:ascii="Times New Roman" w:eastAsia="Times New Roman" w:hAnsi="Times New Roman" w:cs="Times New Roman"/>
-          <w:kern w:val="0"/>
-          <w:sz w:val="32"/>
-          <w:szCs w:val="32"/>
-          <w14:ligatures w14:val="none"/>
-        </w:rPr>
-        <w:t>(</w:t>
-      </w:r>
-      <w:proofErr w:type="gramEnd"/>
-      <w:r>
-        <w:rPr>
-          <w:rFonts w:ascii="Times New Roman" w:eastAsia="Times New Roman" w:hAnsi="Times New Roman" w:cs="Times New Roman"/>
-          <w:kern w:val="0"/>
-          <w:sz w:val="32"/>
-          <w:szCs w:val="32"/>
-          <w14:ligatures w14:val="none"/>
-        </w:rPr>
-        <w:t>)</w:t>
+      <w:r>
+        <w:rPr>
+          <w:rFonts w:ascii="Times New Roman" w:eastAsia="Times New Roman" w:hAnsi="Times New Roman" w:cs="Times New Roman"/>
+          <w:kern w:val="0"/>
+          <w:sz w:val="32"/>
+          <w:szCs w:val="32"/>
+          <w14:ligatures w14:val="none"/>
+        </w:rPr>
+        <w:t>[ild]</w:t>
+      </w:r>
+      <w:r>
+        <w:rPr>
+          <w:rFonts w:ascii="Times New Roman" w:eastAsia="Times New Roman" w:hAnsi="Times New Roman" w:cs="Times New Roman"/>
+          <w:kern w:val="0"/>
+          <w:sz w:val="32"/>
+          <w:szCs w:val="32"/>
+          <w14:ligatures w14:val="none"/>
+        </w:rPr>
+        <w:t>()</w:t>
       </w:r>
       <w:r>
         <w:rPr>
@@ -2141,61 +1573,15 @@
           <w14:ligatures w14:val="none"/>
         </w:rPr>
       </w:pPr>
-      <w:proofErr w:type="gramStart"/>
-      <w:r>
-        <w:rPr>
-          <w:rFonts w:ascii="Times New Roman" w:eastAsia="Times New Roman" w:hAnsi="Times New Roman" w:cs="Times New Roman"/>
-          <w:kern w:val="0"/>
-          <w:sz w:val="32"/>
-          <w:szCs w:val="32"/>
-          <w14:ligatures w14:val="none"/>
-        </w:rPr>
-        <w:t>std::</w:t>
-      </w:r>
-      <w:proofErr w:type="spellStart"/>
-      <w:proofErr w:type="gramEnd"/>
-      <w:r>
-        <w:rPr>
-          <w:rFonts w:ascii="Times New Roman" w:eastAsia="Times New Roman" w:hAnsi="Times New Roman" w:cs="Times New Roman"/>
-          <w:kern w:val="0"/>
-          <w:sz w:val="32"/>
-          <w:szCs w:val="32"/>
-          <w14:ligatures w14:val="none"/>
-        </w:rPr>
-        <w:t>to_</w:t>
-      </w:r>
-      <w:proofErr w:type="gramStart"/>
-      <w:r>
-        <w:rPr>
-          <w:rFonts w:ascii="Times New Roman" w:eastAsia="Times New Roman" w:hAnsi="Times New Roman" w:cs="Times New Roman"/>
-          <w:kern w:val="0"/>
-          <w:sz w:val="32"/>
-          <w:szCs w:val="32"/>
-          <w14:ligatures w14:val="none"/>
-        </w:rPr>
-        <w:t>string</w:t>
-      </w:r>
-      <w:proofErr w:type="spellEnd"/>
-      <w:r>
-        <w:rPr>
-          <w:rFonts w:ascii="Times New Roman" w:eastAsia="Times New Roman" w:hAnsi="Times New Roman" w:cs="Times New Roman"/>
-          <w:kern w:val="0"/>
-          <w:sz w:val="32"/>
-          <w:szCs w:val="32"/>
-          <w14:ligatures w14:val="none"/>
-        </w:rPr>
-        <w:t>(</w:t>
-      </w:r>
-      <w:proofErr w:type="gramEnd"/>
-      <w:r>
-        <w:rPr>
-          <w:rFonts w:ascii="Times New Roman" w:eastAsia="Times New Roman" w:hAnsi="Times New Roman" w:cs="Times New Roman"/>
-          <w:kern w:val="0"/>
-          <w:sz w:val="32"/>
-          <w:szCs w:val="32"/>
-          <w14:ligatures w14:val="none"/>
-        </w:rPr>
-        <w:t>)</w:t>
+      <w:r>
+        <w:rPr>
+          <w:rFonts w:ascii="Times New Roman" w:eastAsia="Times New Roman" w:hAnsi="Times New Roman" w:cs="Times New Roman"/>
+          <w:kern w:val="0"/>
+          <w:sz w:val="32"/>
+          <w:szCs w:val="32"/>
+          <w14:ligatures w14:val="none"/>
+        </w:rPr>
+        <w:t>to_string()</w:t>
       </w:r>
       <w:r>
         <w:rPr>
@@ -2259,10 +1645,17 @@
           <w:szCs w:val="22"/>
           <w14:ligatures w14:val="none"/>
         </w:rPr>
-        <w:t>string s3(5, 'A'</w:t>
-      </w:r>
-      <w:proofErr w:type="gramStart"/>
-      <w:r>
+        <w:t>string s3(5, 'A');          // "AAAAA"</w:t>
+      </w:r>
+    </w:p>
+    <w:p>
+      <w:pPr>
+        <w:tabs>
+          <w:tab w:val="left" w:pos="3780"/>
+          <w:tab w:val="left" w:pos="5670"/>
+        </w:tabs>
+        <w:spacing w:after="0" w:line="240" w:lineRule="auto"/>
+        <w:ind w:left="-360"/>
         <w:rPr>
           <w:rFonts w:ascii="Courier New" w:eastAsia="Times New Roman" w:hAnsi="Courier New" w:cs="Courier New"/>
           <w:kern w:val="0"/>
@@ -2270,163 +1663,207 @@
           <w:szCs w:val="22"/>
           <w14:ligatures w14:val="none"/>
         </w:rPr>
-        <w:t xml:space="preserve">);   </w:t>
-      </w:r>
-      <w:proofErr w:type="gramEnd"/>
-      <w:r>
-        <w:rPr>
-          <w:rFonts w:ascii="Courier New" w:eastAsia="Times New Roman" w:hAnsi="Courier New" w:cs="Courier New"/>
-          <w:kern w:val="0"/>
-          <w:sz w:val="22"/>
-          <w:szCs w:val="22"/>
-          <w14:ligatures w14:val="none"/>
-        </w:rPr>
-        <w:t xml:space="preserve">       // "AAAAA"</w:t>
+      </w:pPr>
+      <w:r>
+        <w:rPr>
+          <w:rFonts w:ascii="Times New Roman" w:eastAsia="Times New Roman" w:hAnsi="Times New Roman" w:cs="Times New Roman"/>
+          <w:kern w:val="0"/>
+          <w:sz w:val="32"/>
+          <w:szCs w:val="32"/>
+          <w14:ligatures w14:val="none"/>
+        </w:rPr>
+        <w:t>compare(str)</w:t>
+      </w:r>
+      <w:r>
+        <w:rPr>
+          <w:rFonts w:ascii="Times New Roman" w:eastAsia="Times New Roman" w:hAnsi="Times New Roman" w:cs="Times New Roman"/>
+          <w:kern w:val="0"/>
+          <w:sz w:val="32"/>
+          <w:szCs w:val="32"/>
+          <w14:ligatures w14:val="none"/>
+        </w:rPr>
+        <w:tab/>
+        <w:t>int</w:t>
       </w:r>
     </w:p>
     <w:p>
       <w:pPr>
         <w:tabs>
+          <w:tab w:val="left" w:pos="1555"/>
+        </w:tabs>
+        <w:spacing w:after="0" w:line="240" w:lineRule="auto"/>
+        <w:ind w:left="45"/>
+        <w:rPr>
+          <w:rFonts w:ascii="Times New Roman" w:eastAsia="Times New Roman" w:hAnsi="Times New Roman" w:cs="Times New Roman"/>
+          <w:kern w:val="0"/>
+          <w:sz w:val="32"/>
+          <w:szCs w:val="32"/>
+          <w14:ligatures w14:val="none"/>
+        </w:rPr>
+      </w:pPr>
+      <w:r>
+        <w:rPr>
+          <w:rFonts w:ascii="Times New Roman" w:eastAsia="Times New Roman" w:hAnsi="Times New Roman" w:cs="Times New Roman"/>
+          <w:kern w:val="0"/>
+          <w:sz w:val="32"/>
+          <w:szCs w:val="32"/>
+          <w14:ligatures w14:val="none"/>
+        </w:rPr>
+        <w:t>==, !=</w:t>
+      </w:r>
+      <w:r>
+        <w:rPr>
+          <w:rFonts w:ascii="Times New Roman" w:eastAsia="Times New Roman" w:hAnsi="Times New Roman" w:cs="Times New Roman"/>
+          <w:kern w:val="0"/>
+          <w:sz w:val="32"/>
+          <w:szCs w:val="32"/>
+          <w14:ligatures w14:val="none"/>
+        </w:rPr>
+        <w:t xml:space="preserve">, </w:t>
+      </w:r>
+      <w:r>
+        <w:rPr>
+          <w:rFonts w:ascii="Times New Roman" w:eastAsia="Times New Roman" w:hAnsi="Times New Roman" w:cs="Times New Roman"/>
+          <w:kern w:val="0"/>
+          <w:sz w:val="32"/>
+          <w:szCs w:val="32"/>
+          <w14:ligatures w14:val="none"/>
+        </w:rPr>
+        <w:t>&lt;, &gt;, &lt;=, &gt;=</w:t>
+      </w:r>
+      <w:r>
+        <w:rPr>
+          <w:rFonts w:ascii="Times New Roman" w:eastAsia="Times New Roman" w:hAnsi="Times New Roman" w:cs="Times New Roman"/>
+          <w:kern w:val="0"/>
+          <w:sz w:val="32"/>
+          <w:szCs w:val="32"/>
+          <w14:ligatures w14:val="none"/>
+        </w:rPr>
+        <w:tab/>
+      </w:r>
+      <w:r>
+        <w:rPr>
+          <w:rFonts w:ascii="Times New Roman" w:eastAsia="Times New Roman" w:hAnsi="Times New Roman" w:cs="Times New Roman"/>
+          <w:kern w:val="0"/>
+          <w:sz w:val="32"/>
+          <w:szCs w:val="32"/>
+          <w14:ligatures w14:val="none"/>
+        </w:rPr>
+        <w:tab/>
+      </w:r>
+      <w:r>
+        <w:rPr>
+          <w:rFonts w:ascii="Times New Roman" w:eastAsia="Times New Roman" w:hAnsi="Times New Roman" w:cs="Times New Roman"/>
+          <w:kern w:val="0"/>
+          <w:sz w:val="32"/>
+          <w:szCs w:val="32"/>
+          <w14:ligatures w14:val="none"/>
+        </w:rPr>
+        <w:t>bool</w:t>
+      </w:r>
+    </w:p>
+    <w:p>
+      <w:pPr>
+        <w:tabs>
           <w:tab w:val="left" w:pos="3780"/>
           <w:tab w:val="left" w:pos="5670"/>
         </w:tabs>
         <w:spacing w:after="0" w:line="240" w:lineRule="auto"/>
         <w:ind w:left="-360"/>
         <w:rPr>
-          <w:rFonts w:ascii="Courier New" w:eastAsia="Times New Roman" w:hAnsi="Courier New" w:cs="Courier New"/>
-          <w:kern w:val="0"/>
-          <w:sz w:val="22"/>
-          <w:szCs w:val="22"/>
-          <w14:ligatures w14:val="none"/>
-        </w:rPr>
-      </w:pPr>
-      <w:r>
-        <w:rPr>
-          <w:rFonts w:ascii="Times New Roman" w:eastAsia="Times New Roman" w:hAnsi="Times New Roman" w:cs="Times New Roman"/>
-          <w:kern w:val="0"/>
-          <w:sz w:val="32"/>
-          <w:szCs w:val="32"/>
-          <w14:ligatures w14:val="none"/>
-        </w:rPr>
-        <w:t>compare(str)</w:t>
-      </w:r>
-      <w:r>
-        <w:rPr>
-          <w:rFonts w:ascii="Times New Roman" w:eastAsia="Times New Roman" w:hAnsi="Times New Roman" w:cs="Times New Roman"/>
-          <w:kern w:val="0"/>
-          <w:sz w:val="32"/>
-          <w:szCs w:val="32"/>
-          <w14:ligatures w14:val="none"/>
-        </w:rPr>
-        <w:tab/>
-      </w:r>
-      <w:r>
-        <w:rPr>
-          <w:rFonts w:ascii="Times New Roman" w:eastAsia="Times New Roman" w:hAnsi="Times New Roman" w:cs="Times New Roman"/>
-          <w:kern w:val="0"/>
-          <w:sz w:val="32"/>
-          <w:szCs w:val="32"/>
-          <w14:ligatures w14:val="none"/>
-        </w:rPr>
-        <w:t>int</w:t>
-      </w:r>
+          <w:rFonts w:ascii="Times New Roman" w:eastAsia="Times New Roman" w:hAnsi="Times New Roman" w:cs="Times New Roman"/>
+          <w:kern w:val="0"/>
+          <w:sz w:val="32"/>
+          <w:szCs w:val="32"/>
+          <w14:ligatures w14:val="none"/>
+        </w:rPr>
+      </w:pPr>
     </w:p>
     <w:p>
       <w:pPr>
         <w:tabs>
-          <w:tab w:val="left" w:pos="1555"/>
+          <w:tab w:val="left" w:pos="3780"/>
+          <w:tab w:val="left" w:pos="5670"/>
         </w:tabs>
         <w:spacing w:after="0" w:line="240" w:lineRule="auto"/>
-        <w:ind w:left="45"/>
-        <w:rPr>
-          <w:rFonts w:ascii="Times New Roman" w:eastAsia="Times New Roman" w:hAnsi="Times New Roman" w:cs="Times New Roman"/>
-          <w:kern w:val="0"/>
-          <w:sz w:val="32"/>
-          <w:szCs w:val="32"/>
-          <w14:ligatures w14:val="none"/>
-        </w:rPr>
-      </w:pPr>
-      <w:r>
-        <w:rPr>
-          <w:rFonts w:ascii="Times New Roman" w:eastAsia="Times New Roman" w:hAnsi="Times New Roman" w:cs="Times New Roman"/>
-          <w:kern w:val="0"/>
-          <w:sz w:val="32"/>
-          <w:szCs w:val="32"/>
-          <w14:ligatures w14:val="none"/>
-        </w:rPr>
-        <w:t>==</w:t>
-      </w:r>
-      <w:proofErr w:type="gramStart"/>
-      <w:r>
-        <w:rPr>
-          <w:rFonts w:ascii="Times New Roman" w:eastAsia="Times New Roman" w:hAnsi="Times New Roman" w:cs="Times New Roman"/>
-          <w:kern w:val="0"/>
-          <w:sz w:val="32"/>
-          <w:szCs w:val="32"/>
-          <w14:ligatures w14:val="none"/>
-        </w:rPr>
-        <w:t>, !</w:t>
-      </w:r>
-      <w:proofErr w:type="gramEnd"/>
-      <w:r>
-        <w:rPr>
-          <w:rFonts w:ascii="Times New Roman" w:eastAsia="Times New Roman" w:hAnsi="Times New Roman" w:cs="Times New Roman"/>
-          <w:kern w:val="0"/>
-          <w:sz w:val="32"/>
-          <w:szCs w:val="32"/>
-          <w14:ligatures w14:val="none"/>
-        </w:rPr>
-        <w:t>=</w:t>
-      </w:r>
-      <w:r>
-        <w:rPr>
-          <w:rFonts w:ascii="Times New Roman" w:eastAsia="Times New Roman" w:hAnsi="Times New Roman" w:cs="Times New Roman"/>
-          <w:kern w:val="0"/>
-          <w:sz w:val="32"/>
-          <w:szCs w:val="32"/>
-          <w14:ligatures w14:val="none"/>
-        </w:rPr>
-        <w:t xml:space="preserve">, </w:t>
-      </w:r>
-      <w:r>
-        <w:rPr>
-          <w:rFonts w:ascii="Times New Roman" w:eastAsia="Times New Roman" w:hAnsi="Times New Roman" w:cs="Times New Roman"/>
-          <w:kern w:val="0"/>
-          <w:sz w:val="32"/>
-          <w:szCs w:val="32"/>
-          <w14:ligatures w14:val="none"/>
-        </w:rPr>
-        <w:t>&lt;, &gt;, &lt;=, &gt;=</w:t>
-      </w:r>
-      <w:r>
-        <w:rPr>
-          <w:rFonts w:ascii="Times New Roman" w:eastAsia="Times New Roman" w:hAnsi="Times New Roman" w:cs="Times New Roman"/>
-          <w:kern w:val="0"/>
-          <w:sz w:val="32"/>
-          <w:szCs w:val="32"/>
-          <w14:ligatures w14:val="none"/>
-        </w:rPr>
-        <w:tab/>
-      </w:r>
-      <w:r>
-        <w:rPr>
-          <w:rFonts w:ascii="Times New Roman" w:eastAsia="Times New Roman" w:hAnsi="Times New Roman" w:cs="Times New Roman"/>
-          <w:kern w:val="0"/>
-          <w:sz w:val="32"/>
-          <w:szCs w:val="32"/>
-          <w14:ligatures w14:val="none"/>
-        </w:rPr>
-        <w:tab/>
-      </w:r>
-      <w:r>
-        <w:rPr>
-          <w:rFonts w:ascii="Times New Roman" w:eastAsia="Times New Roman" w:hAnsi="Times New Roman" w:cs="Times New Roman"/>
-          <w:kern w:val="0"/>
-          <w:sz w:val="32"/>
-          <w:szCs w:val="32"/>
-          <w14:ligatures w14:val="none"/>
-        </w:rPr>
-        <w:t>bool</w:t>
+        <w:ind w:left="-360"/>
+        <w:rPr>
+          <w:rFonts w:ascii="Times New Roman" w:eastAsia="Times New Roman" w:hAnsi="Times New Roman" w:cs="Times New Roman"/>
+          <w:kern w:val="0"/>
+          <w:sz w:val="32"/>
+          <w:szCs w:val="32"/>
+          <w14:ligatures w14:val="none"/>
+        </w:rPr>
+      </w:pPr>
+      <w:r>
+        <w:rPr>
+          <w:rFonts w:ascii="Times New Roman" w:eastAsia="Times New Roman" w:hAnsi="Times New Roman" w:cs="Times New Roman"/>
+          <w:kern w:val="0"/>
+          <w:sz w:val="32"/>
+          <w:szCs w:val="32"/>
+          <w14:ligatures w14:val="none"/>
+        </w:rPr>
+        <w:t>[r]</w:t>
+      </w:r>
+      <w:r>
+        <w:rPr>
+          <w:rFonts w:ascii="Times New Roman" w:eastAsia="Times New Roman" w:hAnsi="Times New Roman" w:cs="Times New Roman"/>
+          <w:kern w:val="0"/>
+          <w:sz w:val="32"/>
+          <w:szCs w:val="32"/>
+          <w14:ligatures w14:val="none"/>
+        </w:rPr>
+        <w:t>begin()</w:t>
+      </w:r>
+      <w:r>
+        <w:rPr>
+          <w:rFonts w:ascii="Times New Roman" w:eastAsia="Times New Roman" w:hAnsi="Times New Roman" w:cs="Times New Roman"/>
+          <w:kern w:val="0"/>
+          <w:sz w:val="32"/>
+          <w:szCs w:val="32"/>
+          <w14:ligatures w14:val="none"/>
+        </w:rPr>
+        <w:tab/>
+      </w:r>
+      <w:r>
+        <w:rPr>
+          <w:rFonts w:ascii="Times New Roman" w:eastAsia="Times New Roman" w:hAnsi="Times New Roman" w:cs="Times New Roman"/>
+          <w:kern w:val="0"/>
+          <w:sz w:val="32"/>
+          <w:szCs w:val="32"/>
+          <w14:ligatures w14:val="none"/>
+        </w:rPr>
+        <w:t>iterator</w:t>
+      </w:r>
+      <w:r>
+        <w:rPr>
+          <w:rFonts w:ascii="Times New Roman" w:eastAsia="Times New Roman" w:hAnsi="Times New Roman" w:cs="Times New Roman"/>
+          <w:kern w:val="0"/>
+          <w:sz w:val="32"/>
+          <w:szCs w:val="32"/>
+          <w14:ligatures w14:val="none"/>
+        </w:rPr>
+        <w:t>[</w:t>
+      </w:r>
+      <w:r>
+        <w:rPr>
+          <w:rFonts w:ascii="Times New Roman" w:eastAsia="Times New Roman" w:hAnsi="Times New Roman" w:cs="Times New Roman"/>
+          <w:kern w:val="0"/>
+          <w:sz w:val="32"/>
+          <w:szCs w:val="32"/>
+          <w14:ligatures w14:val="none"/>
+        </w:rPr>
+        <w:t>reverse</w:t>
+      </w:r>
+      <w:r>
+        <w:rPr>
+          <w:rFonts w:ascii="Times New Roman" w:eastAsia="Times New Roman" w:hAnsi="Times New Roman" w:cs="Times New Roman"/>
+          <w:kern w:val="0"/>
+          <w:sz w:val="32"/>
+          <w:szCs w:val="32"/>
+          <w14:ligatures w14:val="none"/>
+        </w:rPr>
+        <w:t>]</w:t>
       </w:r>
     </w:p>
     <w:p>
@@ -2445,6 +1882,76 @@
           <w14:ligatures w14:val="none"/>
         </w:rPr>
       </w:pPr>
+      <w:r>
+        <w:rPr>
+          <w:rFonts w:ascii="Times New Roman" w:eastAsia="Times New Roman" w:hAnsi="Times New Roman" w:cs="Times New Roman"/>
+          <w:kern w:val="0"/>
+          <w:sz w:val="32"/>
+          <w:szCs w:val="32"/>
+          <w14:ligatures w14:val="none"/>
+        </w:rPr>
+        <w:t>[r]</w:t>
+      </w:r>
+      <w:r>
+        <w:rPr>
+          <w:rFonts w:ascii="Times New Roman" w:eastAsia="Times New Roman" w:hAnsi="Times New Roman" w:cs="Times New Roman"/>
+          <w:kern w:val="0"/>
+          <w:sz w:val="32"/>
+          <w:szCs w:val="32"/>
+          <w14:ligatures w14:val="none"/>
+        </w:rPr>
+        <w:t>end()</w:t>
+      </w:r>
+      <w:r>
+        <w:rPr>
+          <w:rFonts w:ascii="Times New Roman" w:eastAsia="Times New Roman" w:hAnsi="Times New Roman" w:cs="Times New Roman"/>
+          <w:kern w:val="0"/>
+          <w:sz w:val="32"/>
+          <w:szCs w:val="32"/>
+          <w14:ligatures w14:val="none"/>
+        </w:rPr>
+        <w:tab/>
+      </w:r>
+      <w:r>
+        <w:rPr>
+          <w:rFonts w:ascii="Times New Roman" w:eastAsia="Times New Roman" w:hAnsi="Times New Roman" w:cs="Times New Roman"/>
+          <w:kern w:val="0"/>
+          <w:sz w:val="32"/>
+          <w:szCs w:val="32"/>
+          <w14:ligatures w14:val="none"/>
+        </w:rPr>
+        <w:t>iterator</w:t>
+      </w:r>
+      <w:r>
+        <w:rPr>
+          <w:rFonts w:ascii="Times New Roman" w:eastAsia="Times New Roman" w:hAnsi="Times New Roman" w:cs="Times New Roman"/>
+          <w:kern w:val="0"/>
+          <w:sz w:val="32"/>
+          <w:szCs w:val="32"/>
+          <w14:ligatures w14:val="none"/>
+        </w:rPr>
+        <w:t>[</w:t>
+      </w:r>
+      <w:r>
+        <w:rPr>
+          <w:rFonts w:ascii="Times New Roman" w:eastAsia="Times New Roman" w:hAnsi="Times New Roman" w:cs="Times New Roman"/>
+          <w:kern w:val="0"/>
+          <w:sz w:val="32"/>
+          <w:szCs w:val="32"/>
+          <w14:ligatures w14:val="none"/>
+        </w:rPr>
+        <w:t>reverse</w:t>
+      </w:r>
+      <w:r>
+        <w:rPr>
+          <w:rFonts w:ascii="Times New Roman" w:eastAsia="Times New Roman" w:hAnsi="Times New Roman" w:cs="Times New Roman"/>
+          <w:kern w:val="0"/>
+          <w:sz w:val="32"/>
+          <w:szCs w:val="32"/>
+          <w14:ligatures w14:val="none"/>
+        </w:rPr>
+        <w:t>]</w:t>
+      </w:r>
     </w:p>
     <w:p>
       <w:pPr>
@@ -2462,76 +1969,6 @@
           <w14:ligatures w14:val="none"/>
         </w:rPr>
       </w:pPr>
-      <w:r>
-        <w:rPr>
-          <w:rFonts w:ascii="Times New Roman" w:eastAsia="Times New Roman" w:hAnsi="Times New Roman" w:cs="Times New Roman"/>
-          <w:kern w:val="0"/>
-          <w:sz w:val="32"/>
-          <w:szCs w:val="32"/>
-          <w14:ligatures w14:val="none"/>
-        </w:rPr>
-        <w:t>[r]</w:t>
-      </w:r>
-      <w:r>
-        <w:rPr>
-          <w:rFonts w:ascii="Times New Roman" w:eastAsia="Times New Roman" w:hAnsi="Times New Roman" w:cs="Times New Roman"/>
-          <w:kern w:val="0"/>
-          <w:sz w:val="32"/>
-          <w:szCs w:val="32"/>
-          <w14:ligatures w14:val="none"/>
-        </w:rPr>
-        <w:t>begin()</w:t>
-      </w:r>
-      <w:r>
-        <w:rPr>
-          <w:rFonts w:ascii="Times New Roman" w:eastAsia="Times New Roman" w:hAnsi="Times New Roman" w:cs="Times New Roman"/>
-          <w:kern w:val="0"/>
-          <w:sz w:val="32"/>
-          <w:szCs w:val="32"/>
-          <w14:ligatures w14:val="none"/>
-        </w:rPr>
-        <w:tab/>
-      </w:r>
-      <w:r>
-        <w:rPr>
-          <w:rFonts w:ascii="Times New Roman" w:eastAsia="Times New Roman" w:hAnsi="Times New Roman" w:cs="Times New Roman"/>
-          <w:kern w:val="0"/>
-          <w:sz w:val="32"/>
-          <w:szCs w:val="32"/>
-          <w14:ligatures w14:val="none"/>
-        </w:rPr>
-        <w:t>iterator</w:t>
-      </w:r>
-      <w:r>
-        <w:rPr>
-          <w:rFonts w:ascii="Times New Roman" w:eastAsia="Times New Roman" w:hAnsi="Times New Roman" w:cs="Times New Roman"/>
-          <w:kern w:val="0"/>
-          <w:sz w:val="32"/>
-          <w:szCs w:val="32"/>
-          <w14:ligatures w14:val="none"/>
-        </w:rPr>
-        <w:t>[</w:t>
-      </w:r>
-      <w:r>
-        <w:rPr>
-          <w:rFonts w:ascii="Times New Roman" w:eastAsia="Times New Roman" w:hAnsi="Times New Roman" w:cs="Times New Roman"/>
-          <w:kern w:val="0"/>
-          <w:sz w:val="32"/>
-          <w:szCs w:val="32"/>
-          <w14:ligatures w14:val="none"/>
-        </w:rPr>
-        <w:t>reverse</w:t>
-      </w:r>
-      <w:r>
-        <w:rPr>
-          <w:rFonts w:ascii="Times New Roman" w:eastAsia="Times New Roman" w:hAnsi="Times New Roman" w:cs="Times New Roman"/>
-          <w:kern w:val="0"/>
-          <w:sz w:val="32"/>
-          <w:szCs w:val="32"/>
-          <w14:ligatures w14:val="none"/>
-        </w:rPr>
-        <w:t>]</w:t>
-      </w:r>
     </w:p>
     <w:p>
       <w:pPr>
@@ -2551,169 +1988,21 @@
       </w:pPr>
       <w:r>
         <w:rPr>
-          <w:rFonts w:ascii="Times New Roman" w:eastAsia="Times New Roman" w:hAnsi="Times New Roman" w:cs="Times New Roman"/>
-          <w:kern w:val="0"/>
-          <w:sz w:val="32"/>
-          <w:szCs w:val="32"/>
-          <w14:ligatures w14:val="none"/>
-        </w:rPr>
-        <w:t>[r]</w:t>
-      </w:r>
-      <w:r>
-        <w:rPr>
-          <w:rFonts w:ascii="Times New Roman" w:eastAsia="Times New Roman" w:hAnsi="Times New Roman" w:cs="Times New Roman"/>
-          <w:kern w:val="0"/>
-          <w:sz w:val="32"/>
-          <w:szCs w:val="32"/>
-          <w14:ligatures w14:val="none"/>
-        </w:rPr>
-        <w:t>end()</w:t>
-      </w:r>
-      <w:r>
-        <w:rPr>
-          <w:rFonts w:ascii="Times New Roman" w:eastAsia="Times New Roman" w:hAnsi="Times New Roman" w:cs="Times New Roman"/>
-          <w:kern w:val="0"/>
-          <w:sz w:val="32"/>
-          <w:szCs w:val="32"/>
-          <w14:ligatures w14:val="none"/>
-        </w:rPr>
-        <w:tab/>
-      </w:r>
-      <w:r>
-        <w:rPr>
-          <w:rFonts w:ascii="Times New Roman" w:eastAsia="Times New Roman" w:hAnsi="Times New Roman" w:cs="Times New Roman"/>
-          <w:kern w:val="0"/>
-          <w:sz w:val="32"/>
-          <w:szCs w:val="32"/>
-          <w14:ligatures w14:val="none"/>
-        </w:rPr>
-        <w:t>iterator</w:t>
-      </w:r>
-      <w:r>
-        <w:rPr>
-          <w:rFonts w:ascii="Times New Roman" w:eastAsia="Times New Roman" w:hAnsi="Times New Roman" w:cs="Times New Roman"/>
-          <w:kern w:val="0"/>
-          <w:sz w:val="32"/>
-          <w:szCs w:val="32"/>
-          <w14:ligatures w14:val="none"/>
-        </w:rPr>
-        <w:t>[</w:t>
-      </w:r>
-      <w:r>
-        <w:rPr>
-          <w:rFonts w:ascii="Times New Roman" w:eastAsia="Times New Roman" w:hAnsi="Times New Roman" w:cs="Times New Roman"/>
-          <w:kern w:val="0"/>
-          <w:sz w:val="32"/>
-          <w:szCs w:val="32"/>
-          <w14:ligatures w14:val="none"/>
-        </w:rPr>
-        <w:t>reverse</w:t>
-      </w:r>
-      <w:r>
-        <w:rPr>
-          <w:rFonts w:ascii="Times New Roman" w:eastAsia="Times New Roman" w:hAnsi="Times New Roman" w:cs="Times New Roman"/>
-          <w:kern w:val="0"/>
-          <w:sz w:val="32"/>
-          <w:szCs w:val="32"/>
-          <w14:ligatures w14:val="none"/>
-        </w:rPr>
-        <w:t>]</w:t>
-      </w:r>
-    </w:p>
-    <w:p>
-      <w:pPr>
-        <w:tabs>
-          <w:tab w:val="left" w:pos="3780"/>
-          <w:tab w:val="left" w:pos="5670"/>
-        </w:tabs>
-        <w:spacing w:after="0" w:line="240" w:lineRule="auto"/>
-        <w:ind w:left="-360"/>
-        <w:rPr>
-          <w:rFonts w:ascii="Times New Roman" w:eastAsia="Times New Roman" w:hAnsi="Times New Roman" w:cs="Times New Roman"/>
-          <w:kern w:val="0"/>
-          <w:sz w:val="32"/>
-          <w:szCs w:val="32"/>
-          <w14:ligatures w14:val="none"/>
-        </w:rPr>
-      </w:pPr>
-    </w:p>
-    <w:p>
-      <w:pPr>
-        <w:tabs>
-          <w:tab w:val="left" w:pos="3780"/>
-          <w:tab w:val="left" w:pos="5670"/>
-        </w:tabs>
-        <w:spacing w:after="0" w:line="240" w:lineRule="auto"/>
-        <w:ind w:left="-360"/>
-        <w:rPr>
-          <w:rFonts w:ascii="Times New Roman" w:eastAsia="Times New Roman" w:hAnsi="Times New Roman" w:cs="Times New Roman"/>
-          <w:kern w:val="0"/>
-          <w:sz w:val="32"/>
-          <w:szCs w:val="32"/>
-          <w14:ligatures w14:val="none"/>
-        </w:rPr>
-      </w:pPr>
-      <w:r>
-        <w:rPr>
           <w:rStyle w:val="s1"/>
         </w:rPr>
         <w:t>for</w:t>
       </w:r>
       <w:r>
-        <w:t xml:space="preserve"> (</w:t>
-      </w:r>
-      <w:proofErr w:type="gramStart"/>
-      <w:r>
-        <w:t>string::</w:t>
-      </w:r>
-      <w:proofErr w:type="gramEnd"/>
-      <w:r>
-        <w:t xml:space="preserve">iterator it = </w:t>
-      </w:r>
-      <w:proofErr w:type="spellStart"/>
-      <w:proofErr w:type="gramStart"/>
-      <w:r>
-        <w:t>word.begin</w:t>
-      </w:r>
-      <w:proofErr w:type="spellEnd"/>
-      <w:proofErr w:type="gramEnd"/>
-      <w:r>
-        <w:t>(</w:t>
-      </w:r>
-      <w:proofErr w:type="gramStart"/>
-      <w:r>
-        <w:t xml:space="preserve">); </w:t>
-      </w:r>
-      <w:r>
-        <w:t xml:space="preserve">  </w:t>
-      </w:r>
-      <w:proofErr w:type="gramEnd"/>
-      <w:r>
-        <w:t xml:space="preserve">  </w:t>
-      </w:r>
-      <w:proofErr w:type="gramStart"/>
-      <w:r>
-        <w:t>it !</w:t>
-      </w:r>
-      <w:proofErr w:type="gramEnd"/>
-      <w:r>
-        <w:t xml:space="preserve">= </w:t>
-      </w:r>
-      <w:proofErr w:type="spellStart"/>
-      <w:proofErr w:type="gramStart"/>
-      <w:r>
-        <w:t>word.end</w:t>
-      </w:r>
-      <w:proofErr w:type="spellEnd"/>
-      <w:r>
-        <w:t>();</w:t>
-      </w:r>
-      <w:r>
-        <w:t xml:space="preserve">   </w:t>
-      </w:r>
-      <w:proofErr w:type="gramEnd"/>
-      <w:r>
-        <w:t xml:space="preserve">  </w:t>
+        <w:t xml:space="preserve"> (string::iterator it = word.begin(); </w:t>
+      </w:r>
+      <w:r>
+        <w:t xml:space="preserve">    </w:t>
+      </w:r>
+      <w:r>
+        <w:t>it != word.end();</w:t>
+      </w:r>
+      <w:r>
+        <w:t xml:space="preserve">     </w:t>
       </w:r>
       <w:r>
         <w:t xml:space="preserve"> ++it)</w:t>
